--- a/PROJECT6.docx
+++ b/PROJECT6.docx
@@ -4,1154 +4,8 @@
   <w:body>
     <w:p>
       <w:pPr>
-        <w:pStyle w:val="Standard"/>
-        <w:rPr/>
-      </w:pPr>
-      <w:r>
-        <w:rPr/>
-      </w:r>
-    </w:p>
-    <w:p>
-      <w:pPr>
-        <w:pStyle w:val="Standard"/>
-        <w:rPr>
-          <w:b/>
-          <w:b/>
-          <w:bCs/>
-          <w:sz w:val="36"/>
-          <w:szCs w:val="36"/>
-        </w:rPr>
-      </w:pPr>
-      <w:r>
-        <w:rPr>
-          <w:b/>
-          <w:bCs/>
-          <w:sz w:val="36"/>
-          <w:szCs w:val="36"/>
-        </w:rPr>
-        <w:t>FLOWCHART:</w:t>
-      </w:r>
-    </w:p>
-    <w:p>
-      <w:pPr>
-        <w:pStyle w:val="Standard"/>
-        <w:rPr/>
-      </w:pPr>
-      <w:r>
-        <w:rPr/>
-      </w:r>
-    </w:p>
-    <w:p>
-      <w:pPr>
-        <w:pStyle w:val="Standard"/>
-        <w:rPr/>
-      </w:pPr>
-      <w:r>
-        <w:rPr/>
-        <w:t>+-------+</w:t>
-      </w:r>
-    </w:p>
-    <w:p>
-      <w:pPr>
-        <w:pStyle w:val="Standard"/>
-        <w:rPr/>
-      </w:pPr>
-      <w:r>
-        <w:rPr/>
-        <w:t>| START |</w:t>
-      </w:r>
-    </w:p>
-    <w:p>
-      <w:pPr>
-        <w:pStyle w:val="Standard"/>
-        <w:rPr/>
-      </w:pPr>
-      <w:r>
-        <w:rPr/>
-        <w:t>+-------+</w:t>
-      </w:r>
-    </w:p>
-    <w:p>
-      <w:pPr>
-        <w:pStyle w:val="Standard"/>
-        <w:rPr/>
-      </w:pPr>
-      <w:r>
-        <w:rPr/>
-        <w:t xml:space="preserve">    </w:t>
-      </w:r>
-      <w:r>
-        <w:rPr/>
-        <w:t>|</w:t>
-      </w:r>
-    </w:p>
-    <w:p>
-      <w:pPr>
-        <w:pStyle w:val="Standard"/>
-        <w:rPr/>
-      </w:pPr>
-      <w:r>
-        <w:rPr/>
-        <w:t xml:space="preserve">    </w:t>
-      </w:r>
-      <w:r>
-        <w:rPr/>
-        <w:t>v</w:t>
-      </w:r>
-    </w:p>
-    <w:p>
-      <w:pPr>
-        <w:pStyle w:val="Standard"/>
-        <w:rPr/>
-      </w:pPr>
-      <w:r>
-        <w:rPr/>
-        <w:t>+----------------------+</w:t>
-      </w:r>
-    </w:p>
-    <w:p>
-      <w:pPr>
-        <w:pStyle w:val="Standard"/>
-        <w:rPr/>
-      </w:pPr>
-      <w:r>
-        <w:rPr/>
-        <w:t>| Initialize Quiz      |</w:t>
-      </w:r>
-    </w:p>
-    <w:p>
-      <w:pPr>
-        <w:pStyle w:val="Standard"/>
-        <w:rPr/>
-      </w:pPr>
-      <w:r>
-        <w:rPr/>
-        <w:t>| Variables            |</w:t>
-      </w:r>
-    </w:p>
-    <w:p>
-      <w:pPr>
-        <w:pStyle w:val="Standard"/>
-        <w:rPr/>
-      </w:pPr>
-      <w:r>
-        <w:rPr/>
-        <w:t>+----------------------+</w:t>
-      </w:r>
-    </w:p>
-    <w:p>
-      <w:pPr>
-        <w:pStyle w:val="Standard"/>
-        <w:rPr/>
-      </w:pPr>
-      <w:r>
-        <w:rPr/>
-        <w:t xml:space="preserve">    </w:t>
-      </w:r>
-      <w:r>
-        <w:rPr/>
-        <w:t>|</w:t>
-      </w:r>
-    </w:p>
-    <w:p>
-      <w:pPr>
-        <w:pStyle w:val="Standard"/>
-        <w:rPr/>
-      </w:pPr>
-      <w:r>
-        <w:rPr/>
-        <w:t xml:space="preserve">    </w:t>
-      </w:r>
-      <w:r>
-        <w:rPr/>
-        <w:t>v</w:t>
-      </w:r>
-    </w:p>
-    <w:p>
-      <w:pPr>
-        <w:pStyle w:val="Standard"/>
-        <w:rPr/>
-      </w:pPr>
-      <w:r>
-        <w:rPr/>
-        <w:t>+----------------------+</w:t>
-      </w:r>
-    </w:p>
-    <w:p>
-      <w:pPr>
-        <w:pStyle w:val="Standard"/>
-        <w:rPr/>
-      </w:pPr>
-      <w:r>
-        <w:rPr/>
-        <w:t>| Generate Question    |</w:t>
-      </w:r>
-    </w:p>
-    <w:p>
-      <w:pPr>
-        <w:pStyle w:val="Standard"/>
-        <w:rPr/>
-      </w:pPr>
-      <w:r>
-        <w:rPr/>
-        <w:t>| Order                |</w:t>
-      </w:r>
-    </w:p>
-    <w:p>
-      <w:pPr>
-        <w:pStyle w:val="Standard"/>
-        <w:rPr/>
-      </w:pPr>
-      <w:r>
-        <w:rPr/>
-        <w:t>+----------------------+</w:t>
-      </w:r>
-    </w:p>
-    <w:p>
-      <w:pPr>
-        <w:pStyle w:val="Standard"/>
-        <w:rPr/>
-      </w:pPr>
-      <w:r>
-        <w:rPr/>
-        <w:t xml:space="preserve">    </w:t>
-      </w:r>
-      <w:r>
-        <w:rPr/>
-        <w:t>|</w:t>
-      </w:r>
-    </w:p>
-    <w:p>
-      <w:pPr>
-        <w:pStyle w:val="Standard"/>
-        <w:rPr/>
-      </w:pPr>
-      <w:r>
-        <w:rPr/>
-        <w:t xml:space="preserve">    </w:t>
-      </w:r>
-      <w:r>
-        <w:rPr/>
-        <w:t>v</w:t>
-      </w:r>
-    </w:p>
-    <w:p>
-      <w:pPr>
-        <w:pStyle w:val="Standard"/>
-        <w:rPr/>
-      </w:pPr>
-      <w:r>
-        <w:rPr/>
-        <w:t>+----------------------+</w:t>
-      </w:r>
-    </w:p>
-    <w:p>
-      <w:pPr>
-        <w:pStyle w:val="Standard"/>
-        <w:rPr/>
-      </w:pPr>
-      <w:r>
-        <w:rPr/>
-        <w:t>| Question Bank Empty? |</w:t>
-      </w:r>
-    </w:p>
-    <w:p>
-      <w:pPr>
-        <w:pStyle w:val="Standard"/>
-        <w:rPr/>
-      </w:pPr>
-      <w:r>
-        <w:rPr/>
-        <w:t>+----------------------+</w:t>
-      </w:r>
-    </w:p>
-    <w:p>
-      <w:pPr>
-        <w:pStyle w:val="Standard"/>
-        <w:rPr/>
-      </w:pPr>
-      <w:r>
-        <w:rPr/>
-        <w:t xml:space="preserve">    </w:t>
-      </w:r>
-      <w:r>
-        <w:rPr/>
-        <w:t>|</w:t>
-      </w:r>
-    </w:p>
-    <w:p>
-      <w:pPr>
-        <w:pStyle w:val="Standard"/>
-        <w:rPr/>
-      </w:pPr>
-      <w:r>
-        <w:rPr/>
-        <w:t xml:space="preserve">  </w:t>
-      </w:r>
-      <w:r>
-        <w:rPr/>
-        <w:t>+---+</w:t>
-      </w:r>
-    </w:p>
-    <w:p>
-      <w:pPr>
-        <w:pStyle w:val="Standard"/>
-        <w:rPr/>
-      </w:pPr>
-      <w:r>
-        <w:rPr/>
-        <w:t xml:space="preserve">  </w:t>
-      </w:r>
-      <w:r>
-        <w:rPr/>
-        <w:t>|   |</w:t>
-      </w:r>
-    </w:p>
-    <w:p>
-      <w:pPr>
-        <w:pStyle w:val="Standard"/>
-        <w:rPr/>
-      </w:pPr>
-      <w:r>
-        <w:rPr/>
-        <w:t xml:space="preserve"> </w:t>
-      </w:r>
-      <w:r>
-        <w:rPr/>
-        <w:t>Yes  No</w:t>
-      </w:r>
-    </w:p>
-    <w:p>
-      <w:pPr>
-        <w:pStyle w:val="Standard"/>
-        <w:rPr/>
-      </w:pPr>
-      <w:r>
-        <w:rPr/>
-        <w:t xml:space="preserve">  </w:t>
-      </w:r>
-      <w:r>
-        <w:rPr/>
-        <w:t>|   |</w:t>
-      </w:r>
-    </w:p>
-    <w:p>
-      <w:pPr>
-        <w:pStyle w:val="Standard"/>
-        <w:rPr/>
-      </w:pPr>
-      <w:r>
-        <w:rPr/>
-        <w:t xml:space="preserve">  </w:t>
-      </w:r>
-      <w:r>
-        <w:rPr/>
-        <w:t>v   v</w:t>
-      </w:r>
-    </w:p>
-    <w:p>
-      <w:pPr>
-        <w:pStyle w:val="Standard"/>
-        <w:rPr/>
-      </w:pPr>
-      <w:r>
-        <w:rPr/>
-        <w:t>+---------+     +------------------+</w:t>
-      </w:r>
-    </w:p>
-    <w:p>
-      <w:pPr>
-        <w:pStyle w:val="Standard"/>
-        <w:rPr/>
-      </w:pPr>
-      <w:r>
-        <w:rPr/>
-        <w:t>| Display |     | Display Question |</w:t>
-      </w:r>
-    </w:p>
-    <w:p>
-      <w:pPr>
-        <w:pStyle w:val="Standard"/>
-        <w:rPr/>
-      </w:pPr>
-      <w:r>
-        <w:rPr/>
-        <w:t>| No      |     | and Options      |</w:t>
-      </w:r>
-    </w:p>
-    <w:p>
-      <w:pPr>
-        <w:pStyle w:val="Standard"/>
-        <w:rPr/>
-      </w:pPr>
-      <w:r>
-        <w:rPr/>
-        <w:t>| Questions|    +------------------+</w:t>
-      </w:r>
-    </w:p>
-    <w:p>
-      <w:pPr>
-        <w:pStyle w:val="Standard"/>
-        <w:rPr/>
-      </w:pPr>
-      <w:r>
-        <w:rPr/>
-        <w:t>+---------+             |</w:t>
-      </w:r>
-    </w:p>
-    <w:p>
-      <w:pPr>
-        <w:pStyle w:val="Standard"/>
-        <w:rPr/>
-      </w:pPr>
-      <w:r>
-        <w:rPr/>
-        <w:t xml:space="preserve">     </w:t>
-      </w:r>
-      <w:r>
-        <w:rPr/>
-        <w:t>|                  v</w:t>
-      </w:r>
-    </w:p>
-    <w:p>
-      <w:pPr>
-        <w:pStyle w:val="Standard"/>
-        <w:rPr/>
-      </w:pPr>
-      <w:r>
-        <w:rPr/>
-        <w:t xml:space="preserve">     </w:t>
-      </w:r>
-      <w:r>
-        <w:rPr/>
-        <w:t>|         +------------------+</w:t>
-      </w:r>
-    </w:p>
-    <w:p>
-      <w:pPr>
-        <w:pStyle w:val="Standard"/>
-        <w:rPr/>
-      </w:pPr>
-      <w:r>
-        <w:rPr/>
-        <w:t xml:space="preserve">     </w:t>
-      </w:r>
-      <w:r>
-        <w:rPr/>
-        <w:t>|         | Get User Input   |</w:t>
-      </w:r>
-    </w:p>
-    <w:p>
-      <w:pPr>
-        <w:pStyle w:val="Standard"/>
-        <w:rPr/>
-      </w:pPr>
-      <w:r>
-        <w:rPr/>
-        <w:t xml:space="preserve">     </w:t>
-      </w:r>
-      <w:r>
-        <w:rPr/>
-        <w:t>|         +------------------+</w:t>
-      </w:r>
-    </w:p>
-    <w:p>
-      <w:pPr>
-        <w:pStyle w:val="Standard"/>
-        <w:rPr/>
-      </w:pPr>
-      <w:r>
-        <w:rPr/>
-        <w:t xml:space="preserve">     </w:t>
-      </w:r>
-      <w:r>
-        <w:rPr/>
-        <w:t>|                  |</w:t>
-      </w:r>
-    </w:p>
-    <w:p>
-      <w:pPr>
-        <w:pStyle w:val="Standard"/>
-        <w:rPr/>
-      </w:pPr>
-      <w:r>
-        <w:rPr/>
-        <w:t xml:space="preserve">     </w:t>
-      </w:r>
-      <w:r>
-        <w:rPr/>
-        <w:t>|                  v</w:t>
-      </w:r>
-    </w:p>
-    <w:p>
-      <w:pPr>
-        <w:pStyle w:val="Standard"/>
-        <w:rPr/>
-      </w:pPr>
-      <w:r>
-        <w:rPr/>
-        <w:t xml:space="preserve">     </w:t>
-      </w:r>
-      <w:r>
-        <w:rPr/>
-        <w:t>|         +------------------+</w:t>
-      </w:r>
-    </w:p>
-    <w:p>
-      <w:pPr>
-        <w:pStyle w:val="Standard"/>
-        <w:rPr/>
-      </w:pPr>
-      <w:r>
-        <w:rPr/>
-        <w:t xml:space="preserve">     </w:t>
-      </w:r>
-      <w:r>
-        <w:rPr/>
-        <w:t>|         | Check Answer     |</w:t>
-      </w:r>
-    </w:p>
-    <w:p>
-      <w:pPr>
-        <w:pStyle w:val="Standard"/>
-        <w:rPr/>
-      </w:pPr>
-      <w:r>
-        <w:rPr/>
-        <w:t xml:space="preserve">     </w:t>
-      </w:r>
-      <w:r>
-        <w:rPr/>
-        <w:t>|         +------------------+</w:t>
-      </w:r>
-    </w:p>
-    <w:p>
-      <w:pPr>
-        <w:pStyle w:val="Standard"/>
-        <w:rPr/>
-      </w:pPr>
-      <w:r>
-        <w:rPr/>
-        <w:t xml:space="preserve">     </w:t>
-      </w:r>
-      <w:r>
-        <w:rPr/>
-        <w:t>|                  |</w:t>
-      </w:r>
-    </w:p>
-    <w:p>
-      <w:pPr>
-        <w:pStyle w:val="Standard"/>
-        <w:rPr/>
-      </w:pPr>
-      <w:r>
-        <w:rPr/>
-        <w:t xml:space="preserve">     </w:t>
-      </w:r>
-      <w:r>
-        <w:rPr/>
-        <w:t>|            +-----+-----+</w:t>
-      </w:r>
-    </w:p>
-    <w:p>
-      <w:pPr>
-        <w:pStyle w:val="Standard"/>
-        <w:rPr/>
-      </w:pPr>
-      <w:r>
-        <w:rPr/>
-        <w:t xml:space="preserve">     </w:t>
-      </w:r>
-      <w:r>
-        <w:rPr/>
-        <w:t>|            |           |</w:t>
-      </w:r>
-    </w:p>
-    <w:p>
-      <w:pPr>
-        <w:pStyle w:val="Standard"/>
-        <w:rPr/>
-      </w:pPr>
-      <w:r>
-        <w:rPr/>
-        <w:t xml:space="preserve">     </w:t>
-      </w:r>
-      <w:r>
-        <w:rPr/>
-        <w:t>|        Correct     Incorrect</w:t>
-      </w:r>
-    </w:p>
-    <w:p>
-      <w:pPr>
-        <w:pStyle w:val="Standard"/>
-        <w:rPr/>
-      </w:pPr>
-      <w:r>
-        <w:rPr/>
-        <w:t xml:space="preserve">     </w:t>
-      </w:r>
-      <w:r>
-        <w:rPr/>
-        <w:t>|            |           |</w:t>
-      </w:r>
-    </w:p>
-    <w:p>
-      <w:pPr>
-        <w:pStyle w:val="Standard"/>
-        <w:rPr/>
-      </w:pPr>
-      <w:r>
-        <w:rPr/>
-        <w:t xml:space="preserve">     </w:t>
-      </w:r>
-      <w:r>
-        <w:rPr/>
-        <w:t>|            v           v</w:t>
-      </w:r>
-    </w:p>
-    <w:p>
-      <w:pPr>
-        <w:pStyle w:val="Standard"/>
-        <w:rPr/>
-      </w:pPr>
-      <w:r>
-        <w:rPr/>
-        <w:t xml:space="preserve">     </w:t>
-      </w:r>
-      <w:r>
-        <w:rPr/>
-        <w:t>|    +-------------+ +-------------+</w:t>
-      </w:r>
-    </w:p>
-    <w:p>
-      <w:pPr>
-        <w:pStyle w:val="Standard"/>
-        <w:rPr/>
-      </w:pPr>
-      <w:r>
-        <w:rPr/>
-        <w:t xml:space="preserve">     </w:t>
-      </w:r>
-      <w:r>
-        <w:rPr/>
-        <w:t>|    | Add Positive| | Add Negative|</w:t>
-      </w:r>
-    </w:p>
-    <w:p>
-      <w:pPr>
-        <w:pStyle w:val="Standard"/>
-        <w:rPr/>
-      </w:pPr>
-      <w:r>
-        <w:rPr/>
-        <w:t xml:space="preserve">     </w:t>
-      </w:r>
-      <w:r>
-        <w:rPr/>
-        <w:t>|    | Score       | | Score       |</w:t>
-      </w:r>
-    </w:p>
-    <w:p>
-      <w:pPr>
-        <w:pStyle w:val="Standard"/>
-        <w:rPr/>
-      </w:pPr>
-      <w:r>
-        <w:rPr/>
-        <w:t xml:space="preserve">     </w:t>
-      </w:r>
-      <w:r>
-        <w:rPr/>
-        <w:t>|    +-------------+ +-------------+</w:t>
-      </w:r>
-    </w:p>
-    <w:p>
-      <w:pPr>
-        <w:pStyle w:val="Standard"/>
-        <w:rPr/>
-      </w:pPr>
-      <w:r>
-        <w:rPr/>
-        <w:t xml:space="preserve">     </w:t>
-      </w:r>
-      <w:r>
-        <w:rPr/>
-        <w:t>|            \           /</w:t>
-      </w:r>
-    </w:p>
-    <w:p>
-      <w:pPr>
-        <w:pStyle w:val="Standard"/>
-        <w:rPr/>
-      </w:pPr>
-      <w:r>
-        <w:rPr/>
-        <w:t xml:space="preserve">     </w:t>
-      </w:r>
-      <w:r>
-        <w:rPr/>
-        <w:t>|             \         /</w:t>
-      </w:r>
-    </w:p>
-    <w:p>
-      <w:pPr>
-        <w:pStyle w:val="Standard"/>
-        <w:rPr/>
-      </w:pPr>
-      <w:r>
-        <w:rPr/>
-        <w:t xml:space="preserve">     </w:t>
-      </w:r>
-      <w:r>
-        <w:rPr/>
-        <w:t>|              v       v</w:t>
-      </w:r>
-    </w:p>
-    <w:p>
-      <w:pPr>
-        <w:pStyle w:val="Standard"/>
-        <w:rPr/>
-      </w:pPr>
-      <w:r>
-        <w:rPr/>
-        <w:t xml:space="preserve">     </w:t>
-      </w:r>
-      <w:r>
-        <w:rPr/>
-        <w:t>|      +----------------------+</w:t>
-      </w:r>
-    </w:p>
-    <w:p>
-      <w:pPr>
-        <w:pStyle w:val="Standard"/>
-        <w:rPr/>
-      </w:pPr>
-      <w:r>
-        <w:rPr/>
-        <w:t xml:space="preserve">     </w:t>
-      </w:r>
-      <w:r>
-        <w:rPr/>
-        <w:t>|      | Update Statistics    |</w:t>
-      </w:r>
-    </w:p>
-    <w:p>
-      <w:pPr>
-        <w:pStyle w:val="Standard"/>
-        <w:rPr/>
-      </w:pPr>
-      <w:r>
-        <w:rPr/>
-        <w:t xml:space="preserve">     </w:t>
-      </w:r>
-      <w:r>
-        <w:rPr/>
-        <w:t>|      | and Save Result      |</w:t>
-      </w:r>
-    </w:p>
-    <w:p>
-      <w:pPr>
-        <w:pStyle w:val="Standard"/>
-        <w:rPr/>
-      </w:pPr>
-      <w:r>
-        <w:rPr/>
-        <w:t xml:space="preserve">     </w:t>
-      </w:r>
-      <w:r>
-        <w:rPr/>
-        <w:t>|      +----------------------+</w:t>
-      </w:r>
-    </w:p>
-    <w:p>
-      <w:pPr>
-        <w:pStyle w:val="Standard"/>
-        <w:rPr/>
-      </w:pPr>
-      <w:r>
-        <w:rPr/>
-        <w:t xml:space="preserve">     </w:t>
-      </w:r>
-      <w:r>
-        <w:rPr/>
-        <w:t>|                  |</w:t>
-      </w:r>
-    </w:p>
-    <w:p>
-      <w:pPr>
-        <w:pStyle w:val="Standard"/>
-        <w:rPr/>
-      </w:pPr>
-      <w:r>
-        <w:rPr/>
-        <w:t xml:space="preserve">     </w:t>
-      </w:r>
-      <w:r>
-        <w:rPr/>
-        <w:t>|                  v</w:t>
-      </w:r>
-    </w:p>
-    <w:p>
-      <w:pPr>
-        <w:pStyle w:val="Standard"/>
-        <w:rPr/>
-      </w:pPr>
-      <w:r>
-        <w:rPr/>
-        <w:t xml:space="preserve">     </w:t>
-      </w:r>
-      <w:r>
-        <w:rPr/>
-        <w:t>|      +----------------------+</w:t>
-      </w:r>
-    </w:p>
-    <w:p>
-      <w:pPr>
-        <w:pStyle w:val="Standard"/>
-        <w:rPr/>
-      </w:pPr>
-      <w:r>
-        <w:rPr/>
-        <w:t xml:space="preserve">     </w:t>
-      </w:r>
-      <w:r>
-        <w:rPr/>
-        <w:t>|      | More Questions?      |</w:t>
-      </w:r>
-    </w:p>
-    <w:p>
-      <w:pPr>
-        <w:pStyle w:val="Standard"/>
-        <w:rPr/>
-      </w:pPr>
-      <w:r>
-        <w:rPr/>
-        <w:t xml:space="preserve">     </w:t>
-      </w:r>
-      <w:r>
-        <w:rPr/>
-        <w:t>|      +----------------------+</w:t>
-      </w:r>
-    </w:p>
-    <w:p>
-      <w:pPr>
-        <w:pStyle w:val="Standard"/>
-        <w:rPr/>
-      </w:pPr>
-      <w:r>
-        <w:rPr/>
-        <w:t xml:space="preserve">     </w:t>
-      </w:r>
-      <w:r>
-        <w:rPr/>
-        <w:t>|            |         |</w:t>
-      </w:r>
-    </w:p>
-    <w:p>
-      <w:pPr>
-        <w:pStyle w:val="Standard"/>
-        <w:rPr/>
-      </w:pPr>
-      <w:r>
-        <w:rPr/>
-        <w:t xml:space="preserve">     </w:t>
-      </w:r>
-      <w:r>
-        <w:rPr/>
-        <w:t>|           Yes       No</w:t>
-      </w:r>
-    </w:p>
-    <w:p>
-      <w:pPr>
-        <w:pStyle w:val="Standard"/>
-        <w:rPr/>
-      </w:pPr>
-      <w:r>
-        <w:rPr/>
-        <w:t xml:space="preserve">     </w:t>
-      </w:r>
-      <w:r>
-        <w:rPr/>
-        <w:t>|            |         |</w:t>
-      </w:r>
-    </w:p>
-    <w:p>
-      <w:pPr>
-        <w:pStyle w:val="Standard"/>
-        <w:rPr/>
-      </w:pPr>
-      <w:r>
-        <w:rPr/>
-        <w:t xml:space="preserve">     </w:t>
-      </w:r>
-      <w:r>
-        <w:rPr/>
-        <w:t>|            |         v</w:t>
-      </w:r>
-    </w:p>
-    <w:p>
-      <w:pPr>
-        <w:pStyle w:val="Standard"/>
-        <w:rPr/>
-      </w:pPr>
-      <w:r>
-        <w:rPr/>
-        <w:t xml:space="preserve">     </w:t>
-      </w:r>
-      <w:r>
-        <w:rPr/>
-        <w:t>|            |   +------------------+</w:t>
-      </w:r>
-    </w:p>
-    <w:p>
-      <w:pPr>
-        <w:pStyle w:val="Standard"/>
-        <w:rPr/>
-      </w:pPr>
-      <w:r>
-        <w:rPr/>
-        <w:t xml:space="preserve">     </w:t>
-      </w:r>
-      <w:r>
-        <w:rPr/>
-        <w:t>|            |   | Generate Report  |</w:t>
-      </w:r>
-    </w:p>
-    <w:p>
-      <w:pPr>
-        <w:pStyle w:val="Standard"/>
-        <w:rPr/>
-      </w:pPr>
-      <w:r>
-        <w:rPr/>
-        <w:t xml:space="preserve">     </w:t>
-      </w:r>
-      <w:r>
-        <w:rPr/>
-        <w:t>|            |   +------------------+</w:t>
-      </w:r>
-    </w:p>
-    <w:p>
-      <w:pPr>
-        <w:pStyle w:val="Standard"/>
-        <w:rPr/>
-      </w:pPr>
-      <w:r>
-        <w:rPr/>
-        <w:t xml:space="preserve">     </w:t>
-      </w:r>
-      <w:r>
-        <w:rPr/>
-        <w:t>|            |           |</w:t>
-      </w:r>
-    </w:p>
-    <w:p>
-      <w:pPr>
-        <w:pStyle w:val="Standard"/>
-        <w:rPr/>
-      </w:pPr>
-      <w:r>
-        <w:rPr/>
-        <w:t xml:space="preserve">     </w:t>
-      </w:r>
-      <w:r>
-        <w:rPr/>
-        <w:t>|            +-----------+</w:t>
-      </w:r>
-    </w:p>
-    <w:p>
-      <w:pPr>
-        <w:pStyle w:val="Standard"/>
-        <w:rPr/>
-      </w:pPr>
-      <w:r>
-        <w:rPr/>
-        <w:t xml:space="preserve">     </w:t>
-      </w:r>
-      <w:r>
-        <w:rPr/>
-        <w:t>|                        |</w:t>
-      </w:r>
-    </w:p>
-    <w:p>
-      <w:pPr>
-        <w:pStyle w:val="Standard"/>
-        <w:rPr/>
-      </w:pPr>
-      <w:r>
-        <w:rPr/>
-        <w:t xml:space="preserve">     </w:t>
-      </w:r>
-      <w:r>
-        <w:rPr/>
-        <w:t>v                        v</w:t>
-      </w:r>
-    </w:p>
-    <w:p>
-      <w:pPr>
-        <w:pStyle w:val="Standard"/>
-        <w:rPr/>
-      </w:pPr>
-      <w:r>
-        <w:rPr/>
-        <w:t>+-------+              +-------------+</w:t>
-      </w:r>
-    </w:p>
-    <w:p>
-      <w:pPr>
-        <w:pStyle w:val="Standard"/>
-        <w:rPr/>
-      </w:pPr>
-      <w:r>
-        <w:rPr/>
-        <w:t>|  END  |&lt;-------------| Display     |</w:t>
-      </w:r>
-    </w:p>
-    <w:p>
-      <w:pPr>
-        <w:pStyle w:val="Standard"/>
-        <w:rPr/>
-      </w:pPr>
-      <w:r>
-        <w:rPr/>
-        <w:t>+-------+              | Report      |</w:t>
-      </w:r>
-    </w:p>
-    <w:p>
-      <w:pPr>
-        <w:pStyle w:val="Standard"/>
-        <w:rPr/>
-      </w:pPr>
-      <w:r>
-        <w:rPr/>
-        <w:t xml:space="preserve">                       </w:t>
-      </w:r>
-      <w:r>
-        <w:rPr/>
-        <w:t>+-------------+</w:t>
-      </w:r>
-    </w:p>
-    <w:p>
-      <w:pPr>
-        <w:pStyle w:val="Standard"/>
-        <w:rPr/>
-      </w:pPr>
-      <w:r>
-        <w:rPr/>
-        <w:t xml:space="preserve">                              </w:t>
-      </w:r>
-      <w:r>
-        <w:rPr/>
-        <w:t>|</w:t>
-      </w:r>
-    </w:p>
-    <w:p>
-      <w:pPr>
-        <w:pStyle w:val="Standard"/>
-        <w:rPr/>
-      </w:pPr>
-      <w:r>
-        <w:rPr/>
-        <w:t xml:space="preserve">                              </w:t>
-      </w:r>
-      <w:r>
-        <w:rPr/>
-        <w:t>v</w:t>
-      </w:r>
-    </w:p>
-    <w:p>
-      <w:pPr>
-        <w:pStyle w:val="Standard"/>
-        <w:rPr/>
-      </w:pPr>
-      <w:r>
-        <w:rPr/>
-        <w:t xml:space="preserve">                         </w:t>
-      </w:r>
-      <w:r>
-        <w:rPr/>
-        <w:t>+-------+</w:t>
-      </w:r>
-    </w:p>
-    <w:p>
-      <w:pPr>
-        <w:pStyle w:val="Standard"/>
-        <w:rPr/>
-      </w:pPr>
-      <w:r>
-        <w:rPr/>
-        <w:t xml:space="preserve">                         </w:t>
-      </w:r>
-      <w:r>
-        <w:rPr/>
-        <w:t>|  END  |</w:t>
-      </w:r>
-    </w:p>
-    <w:tbl>
-      <w:tblPr>
-        <w:tblW w:w="693" w:type="dxa"/>
-        <w:jc w:val="left"/>
-        <w:tblInd w:w="1567" w:type="dxa"/>
-        <w:tblLayout w:type="fixed"/>
-        <w:tblCellMar>
-          <w:top w:w="55" w:type="dxa"/>
-          <w:left w:w="55" w:type="dxa"/>
-          <w:bottom w:w="55" w:type="dxa"/>
-          <w:right w:w="55" w:type="dxa"/>
-        </w:tblCellMar>
-        <w:tblLook w:val="0000" w:noHBand="0" w:noVBand="0" w:firstColumn="0" w:lastRow="0" w:lastColumn="0" w:firstRow="0"/>
-      </w:tblPr>
-      <w:tblGrid>
-        <w:gridCol w:w="693"/>
-      </w:tblGrid>
-      <w:tr>
-        <w:trPr>
-          <w:tblHeader w:val="true"/>
-        </w:trPr>
-        <w:tc>
-          <w:tcPr>
-            <w:tcW w:w="693" w:type="dxa"/>
-            <w:tcBorders>
-              <w:top w:val="single" w:sz="4" w:space="0" w:color="000000"/>
-              <w:left w:val="single" w:sz="4" w:space="0" w:color="000000"/>
-              <w:bottom w:val="single" w:sz="4" w:space="0" w:color="000000"/>
-              <w:right w:val="single" w:sz="4" w:space="0" w:color="000000"/>
-            </w:tcBorders>
-          </w:tcPr>
-          <w:p>
-            <w:pPr>
-              <w:pStyle w:val="TableContents"/>
-              <w:widowControl w:val="false"/>
-              <w:rPr/>
-            </w:pPr>
-            <w:r>
-              <w:rPr/>
-            </w:r>
-          </w:p>
-        </w:tc>
-      </w:tr>
-    </w:tbl>
-    <w:p>
-      <w:pPr>
-        <w:pStyle w:val="Standard"/>
-        <w:rPr/>
-      </w:pPr>
-      <w:r>
-        <w:rPr/>
-      </w:r>
-    </w:p>
-    <w:p>
-      <w:pPr>
-        <w:pStyle w:val="Standard"/>
-        <w:rPr/>
-      </w:pPr>
-      <w:r>
-        <w:rPr/>
-      </w:r>
-    </w:p>
-    <w:p>
-      <w:pPr>
         <w:pStyle w:val="Heading2"/>
+        <w:spacing w:before="200" w:after="120"/>
         <w:rPr/>
       </w:pPr>
       <w:r>
@@ -1990,11 +844,210 @@
     <w:p>
       <w:pPr>
         <w:pStyle w:val="Heading2"/>
-        <w:spacing w:before="200" w:after="120"/>
-        <w:rPr/>
-      </w:pPr>
-      <w:r>
-        <w:rPr/>
+        <w:rPr/>
+      </w:pPr>
+      <w:r>
+        <w:rPr/>
+        <w:t>FLOWCHART:</w:t>
+      </w:r>
+    </w:p>
+    <w:p>
+      <w:pPr>
+        <w:pStyle w:val="Heading2"/>
+        <w:rPr/>
+      </w:pPr>
+      <w:r>
+        <w:rPr/>
+        <w:t>START</w:t>
+      </w:r>
+    </w:p>
+    <w:p>
+      <w:pPr>
+        <w:pStyle w:val="Textbody1"/>
+        <w:rPr/>
+      </w:pPr>
+      <w:r>
+        <w:rPr/>
+        <w:t xml:space="preserve">  ↓</w:t>
+      </w:r>
+    </w:p>
+    <w:p>
+      <w:pPr>
+        <w:pStyle w:val="Textbody1"/>
+        <w:rPr/>
+      </w:pPr>
+      <w:r>
+        <w:rPr/>
+        <w:t>Initialize Quiz Engine</w:t>
+      </w:r>
+    </w:p>
+    <w:p>
+      <w:pPr>
+        <w:pStyle w:val="Textbody1"/>
+        <w:rPr/>
+      </w:pPr>
+      <w:r>
+        <w:rPr/>
+        <w:t xml:space="preserve">  ↓</w:t>
+      </w:r>
+    </w:p>
+    <w:p>
+      <w:pPr>
+        <w:pStyle w:val="Textbody1"/>
+        <w:rPr/>
+      </w:pPr>
+      <w:r>
+        <w:rPr/>
+        <w:t>Generate Question Order</w:t>
+      </w:r>
+    </w:p>
+    <w:p>
+      <w:pPr>
+        <w:pStyle w:val="Textbody1"/>
+        <w:rPr/>
+      </w:pPr>
+      <w:r>
+        <w:rPr/>
+        <w:t xml:space="preserve">  ↓</w:t>
+      </w:r>
+    </w:p>
+    <w:p>
+      <w:pPr>
+        <w:pStyle w:val="Textbody1"/>
+        <w:rPr/>
+      </w:pPr>
+      <w:r>
+        <w:rPr/>
+        <w:t>Display Question</w:t>
+      </w:r>
+    </w:p>
+    <w:p>
+      <w:pPr>
+        <w:pStyle w:val="Textbody1"/>
+        <w:rPr/>
+      </w:pPr>
+      <w:r>
+        <w:rPr/>
+        <w:t xml:space="preserve">  ↓</w:t>
+      </w:r>
+    </w:p>
+    <w:p>
+      <w:pPr>
+        <w:pStyle w:val="Textbody1"/>
+        <w:rPr/>
+      </w:pPr>
+      <w:r>
+        <w:rPr/>
+        <w:t>Get User Answer</w:t>
+      </w:r>
+    </w:p>
+    <w:p>
+      <w:pPr>
+        <w:pStyle w:val="Textbody1"/>
+        <w:rPr/>
+      </w:pPr>
+      <w:r>
+        <w:rPr/>
+        <w:t xml:space="preserve">  ↓</w:t>
+      </w:r>
+    </w:p>
+    <w:p>
+      <w:pPr>
+        <w:pStyle w:val="Textbody1"/>
+        <w:rPr/>
+      </w:pPr>
+      <w:r>
+        <w:rPr/>
+        <w:t>Check Answer</w:t>
+      </w:r>
+    </w:p>
+    <w:p>
+      <w:pPr>
+        <w:pStyle w:val="Textbody1"/>
+        <w:rPr/>
+      </w:pPr>
+      <w:r>
+        <w:rPr/>
+        <w:t xml:space="preserve">  ↓</w:t>
+      </w:r>
+    </w:p>
+    <w:p>
+      <w:pPr>
+        <w:pStyle w:val="Textbody1"/>
+        <w:rPr/>
+      </w:pPr>
+      <w:r>
+        <w:rPr/>
+        <w:t>Update Score &amp; Statistics</w:t>
+      </w:r>
+    </w:p>
+    <w:p>
+      <w:pPr>
+        <w:pStyle w:val="Textbody1"/>
+        <w:rPr/>
+      </w:pPr>
+      <w:r>
+        <w:rPr/>
+        <w:t xml:space="preserve">  ↓</w:t>
+      </w:r>
+    </w:p>
+    <w:p>
+      <w:pPr>
+        <w:pStyle w:val="Textbody1"/>
+        <w:rPr/>
+      </w:pPr>
+      <w:r>
+        <w:rPr/>
+        <w:t>More Questions?</w:t>
+      </w:r>
+    </w:p>
+    <w:p>
+      <w:pPr>
+        <w:pStyle w:val="Textbody1"/>
+        <w:rPr/>
+      </w:pPr>
+      <w:r>
+        <w:rPr/>
+        <w:t xml:space="preserve"> ├─ </w:t>
+      </w:r>
+      <w:r>
+        <w:rPr/>
+        <w:t>Yes → Display Next Question</w:t>
+      </w:r>
+    </w:p>
+    <w:p>
+      <w:pPr>
+        <w:pStyle w:val="Textbody1"/>
+        <w:rPr/>
+      </w:pPr>
+      <w:r>
+        <w:rPr/>
+        <w:t xml:space="preserve"> └─ </w:t>
+      </w:r>
+      <w:r>
+        <w:rPr/>
+        <w:t>No  → Generate Report</w:t>
+      </w:r>
+    </w:p>
+    <w:p>
+      <w:pPr>
+        <w:pStyle w:val="Textbody1"/>
+        <w:rPr/>
+      </w:pPr>
+      <w:r>
+        <w:rPr/>
+        <w:t xml:space="preserve">  ↓</w:t>
+      </w:r>
+    </w:p>
+    <w:p>
+      <w:pPr>
+        <w:pStyle w:val="Textbody1"/>
+        <w:spacing w:lineRule="auto" w:line="276" w:before="0" w:after="140"/>
+        <w:rPr/>
+      </w:pPr>
+      <w:r>
+        <w:rPr/>
+        <w:t>END</w:t>
       </w:r>
     </w:p>
     <w:sectPr>
